--- a/12th-phy-derivations/CBSE-Class-12-Physics-Important-Derivations.docx
+++ b/12th-phy-derivations/CBSE-Class-12-Physics-Important-Derivations.docx
@@ -75,7 +75,7 @@
               <w:t xml:space="preserve">not</w:t>
             </w:r>
             <w:r>
-              <w:t xml:space="preserve"> in this list because they were removed from the syllabus in past rationalisations. Cross-check against the current year's official CBSE curriculum (cbseacademic.nic.in) before finalising a revision plan, since the exact deleted/restored list can shift year to year.</w:t>
+              <w:t xml:space="preserve"> in this list because they were removed from the syllabus in past rationalisations. This version has also been cross-checked against the current official syllabus wording for which topics are explicitly marked "no derivation, formula only" or "qualitative treatment only" — those are called out separately below rather than listed as derivations. Still, cross-check against the current year's official CBSE curriculum (cbseacademic.nic.in) before finalising a revision plan, since the exact wording can shift year to year.</w:t>
             </w:r>
           </w:p>
         </w:tc>
@@ -88,13 +88,41 @@
     </w:p>
     <w:p>
       <w:pPr>
+        <w:spacing w:after="200"/>
+      </w:pPr>
+      <w:r>
+        <w:t xml:space="preserve">Frequency key: ★★★ = asked almost every year, in some form · ★★ = asked frequently · ★ = asked occasionally, still worth knowing.</w:t>
+      </w:r>
+    </w:p>
+    <w:p>
+      <w:pPr>
         <w:pBdr>
           <w:bottom w:val="single" w:color="AAAAAA" w:sz="6" w:space="8"/>
         </w:pBdr>
         <w:spacing w:after="200"/>
       </w:pPr>
       <w:r>
-        <w:t xml:space="preserve">Frequency key: ★★★ = asked almost every year, in some form · ★★ = asked frequently · ★ = asked occasionally, still worth knowing.</w:t>
+        <w:t xml:space="preserve">Status tags used below: a plain table row is a full derivation you should be able to reproduce. </w:t>
+      </w:r>
+      <w:r>
+        <w:rPr>
+          <w:b/>
+          <w:bCs/>
+        </w:rPr>
+        <w:t xml:space="preserve">Formula only</w:t>
+      </w:r>
+      <w:r>
+        <w:t xml:space="preserve"> means the syllabus explicitly says no derivation is required — know and apply the formula, don't derive it. </w:t>
+      </w:r>
+      <w:r>
+        <w:rPr>
+          <w:b/>
+          <w:bCs/>
+        </w:rPr>
+        <w:t xml:space="preserve">Qualitative only</w:t>
+      </w:r>
+      <w:r>
+        <w:t xml:space="preserve"> means no maths is expected at all — understand the idea and be able to explain it in words/diagram.</w:t>
       </w:r>
     </w:p>
     <w:p>
@@ -911,59 +939,6 @@
           </w:tcPr>
           <w:p>
             <w:r>
-              <w:t xml:space="preserve">Energy stored in a charged capacitor</w:t>
-            </w:r>
-          </w:p>
-        </w:tc>
-        <w:tc>
-          <w:tcPr>
-            <w:tcW w:type="dxa" w:w="1400"/>
-            <w:tcMar>
-              <w:top w:type="dxa" w:w="100"/>
-              <w:left w:type="dxa" w:w="120"/>
-              <w:bottom w:type="dxa" w:w="100"/>
-              <w:right w:type="dxa" w:w="120"/>
-            </w:tcMar>
-            <w:vAlign w:val="center"/>
-          </w:tcPr>
-          <w:p>
-            <w:r>
-              <w:t xml:space="preserve">3</w:t>
-            </w:r>
-          </w:p>
-        </w:tc>
-        <w:tc>
-          <w:tcPr>
-            <w:tcW w:type="dxa" w:w="2226"/>
-            <w:tcMar>
-              <w:top w:type="dxa" w:w="100"/>
-              <w:left w:type="dxa" w:w="120"/>
-              <w:bottom w:type="dxa" w:w="100"/>
-              <w:right w:type="dxa" w:w="120"/>
-            </w:tcMar>
-            <w:vAlign w:val="center"/>
-          </w:tcPr>
-          <w:p>
-            <w:r>
-              <w:t xml:space="preserve">★★★</w:t>
-            </w:r>
-          </w:p>
-        </w:tc>
-      </w:tr>
-      <w:tr>
-        <w:tc>
-          <w:tcPr>
-            <w:tcW w:type="dxa" w:w="5400"/>
-            <w:tcMar>
-              <w:top w:type="dxa" w:w="100"/>
-              <w:left w:type="dxa" w:w="120"/>
-              <w:bottom w:type="dxa" w:w="100"/>
-              <w:right w:type="dxa" w:w="120"/>
-            </w:tcMar>
-            <w:vAlign w:val="center"/>
-          </w:tcPr>
-          <w:p>
-            <w:r>
               <w:t xml:space="preserve">Effective capacitance of capacitors in </w:t>
             </w:r>
             <w:r>
@@ -1021,6 +996,22 @@
         </w:tc>
       </w:tr>
     </w:tbl>
+    <w:p>
+      <w:pPr>
+        <w:spacing w:after="240" w:before="80"/>
+        <w:ind w:left="180"/>
+      </w:pPr>
+      <w:r>
+        <w:rPr>
+          <w:b/>
+          <w:bCs/>
+        </w:rPr>
+        <w:t xml:space="preserve">Formula only:</w:t>
+      </w:r>
+      <w:r>
+        <w:t xml:space="preserve"> Energy stored in a capacitor — U = ½CV² = ½QV = Q²/2C. The syllabus explicitly says "no derivation, formulae only" — know the three equivalent forms and when to use each, don't derive it.</w:t>
+      </w:r>
+    </w:p>
     <w:p>
       <w:pPr>
         <w:pStyle w:val="Heading2"/>
@@ -1876,6 +1867,22 @@
     </w:tbl>
     <w:p>
       <w:pPr>
+        <w:spacing w:after="240" w:before="80"/>
+        <w:ind w:left="180"/>
+      </w:pPr>
+      <w:r>
+        <w:rPr>
+          <w:b/>
+          <w:bCs/>
+        </w:rPr>
+        <w:t xml:space="preserve">Qualitative only (Magnetism and Matter):</w:t>
+      </w:r>
+      <w:r>
+        <w:t xml:space="preserve"> a bar magnet as an equivalent solenoid, and the magnetic field intensity of a dipole on its axial and equatorial lines, are both listed as qualitative treatment only — no derivation is expected for either.</w:t>
+      </w:r>
+    </w:p>
+    <w:p>
+      <w:pPr>
         <w:pStyle w:val="Heading2"/>
         <w:spacing w:after="160" w:before="360"/>
       </w:pPr>
@@ -2151,6 +2158,129 @@
           </w:tcPr>
           <w:p>
             <w:r>
+              <w:rPr>
+                <w:b/>
+                <w:bCs/>
+              </w:rPr>
+              <w:t xml:space="preserve">AC generator</w:t>
+            </w:r>
+            <w:r>
+              <w:t xml:space="preserve"> — derivation of the instantaneous EMF (e = e₀ sin ωt) from a coil rotating in a magnetic field</w:t>
+            </w:r>
+          </w:p>
+        </w:tc>
+        <w:tc>
+          <w:tcPr>
+            <w:tcW w:type="dxa" w:w="1400"/>
+            <w:tcMar>
+              <w:top w:type="dxa" w:w="100"/>
+              <w:left w:type="dxa" w:w="120"/>
+              <w:bottom w:type="dxa" w:w="100"/>
+              <w:right w:type="dxa" w:w="120"/>
+            </w:tcMar>
+            <w:vAlign w:val="center"/>
+          </w:tcPr>
+          <w:p>
+            <w:r>
+              <w:t xml:space="preserve">3</w:t>
+            </w:r>
+          </w:p>
+        </w:tc>
+        <w:tc>
+          <w:tcPr>
+            <w:tcW w:type="dxa" w:w="2226"/>
+            <w:tcMar>
+              <w:top w:type="dxa" w:w="100"/>
+              <w:left w:type="dxa" w:w="120"/>
+              <w:bottom w:type="dxa" w:w="100"/>
+              <w:right w:type="dxa" w:w="120"/>
+            </w:tcMar>
+            <w:vAlign w:val="center"/>
+          </w:tcPr>
+          <w:p>
+            <w:r>
+              <w:t xml:space="preserve">★★★</w:t>
+            </w:r>
+          </w:p>
+        </w:tc>
+      </w:tr>
+      <w:tr>
+        <w:tc>
+          <w:tcPr>
+            <w:tcW w:type="dxa" w:w="5400"/>
+            <w:tcMar>
+              <w:top w:type="dxa" w:w="100"/>
+              <w:left w:type="dxa" w:w="120"/>
+              <w:bottom w:type="dxa" w:w="100"/>
+              <w:right w:type="dxa" w:w="120"/>
+            </w:tcMar>
+            <w:vAlign w:val="center"/>
+          </w:tcPr>
+          <w:p>
+            <w:r>
+              <w:t xml:space="preserve">Relation between the </w:t>
+            </w:r>
+            <w:r>
+              <w:rPr>
+                <w:b/>
+                <w:bCs/>
+              </w:rPr>
+              <w:t xml:space="preserve">RMS and peak values</w:t>
+            </w:r>
+            <w:r>
+              <w:t xml:space="preserve"> of alternating current/voltage (I_rms = I₀/√2)</w:t>
+            </w:r>
+          </w:p>
+        </w:tc>
+        <w:tc>
+          <w:tcPr>
+            <w:tcW w:type="dxa" w:w="1400"/>
+            <w:tcMar>
+              <w:top w:type="dxa" w:w="100"/>
+              <w:left w:type="dxa" w:w="120"/>
+              <w:bottom w:type="dxa" w:w="100"/>
+              <w:right w:type="dxa" w:w="120"/>
+            </w:tcMar>
+            <w:vAlign w:val="center"/>
+          </w:tcPr>
+          <w:p>
+            <w:r>
+              <w:t xml:space="preserve">2</w:t>
+            </w:r>
+          </w:p>
+        </w:tc>
+        <w:tc>
+          <w:tcPr>
+            <w:tcW w:type="dxa" w:w="2226"/>
+            <w:tcMar>
+              <w:top w:type="dxa" w:w="100"/>
+              <w:left w:type="dxa" w:w="120"/>
+              <w:bottom w:type="dxa" w:w="100"/>
+              <w:right w:type="dxa" w:w="120"/>
+            </w:tcMar>
+            <w:vAlign w:val="center"/>
+          </w:tcPr>
+          <w:p>
+            <w:r>
+              <w:t xml:space="preserve">★★</w:t>
+            </w:r>
+          </w:p>
+        </w:tc>
+      </w:tr>
+      <w:tr>
+        <w:tc>
+          <w:tcPr>
+            <w:tcW w:type="dxa" w:w="5400"/>
+            <w:tcMar>
+              <w:top w:type="dxa" w:w="100"/>
+              <w:left w:type="dxa" w:w="120"/>
+              <w:bottom w:type="dxa" w:w="100"/>
+              <w:right w:type="dxa" w:w="120"/>
+            </w:tcMar>
+            <w:vAlign w:val="center"/>
+          </w:tcPr>
+          <w:p>
+            <w:r>
               <w:t xml:space="preserve">AC through a pure resistor / pure inductor / pure capacitor — current, phase relationships</w:t>
             </w:r>
           </w:p>
@@ -2587,6 +2717,69 @@
           </w:tcPr>
           <w:p>
             <w:r>
+              <w:t xml:space="preserve">Relation between </w:t>
+            </w:r>
+            <w:r>
+              <w:rPr>
+                <w:b/>
+                <w:bCs/>
+              </w:rPr>
+              <w:t xml:space="preserve">critical angle and refractive index</w:t>
+            </w:r>
+            <w:r>
+              <w:t xml:space="preserve"> for total internal reflection (n = 1/sin i_c)</w:t>
+            </w:r>
+          </w:p>
+        </w:tc>
+        <w:tc>
+          <w:tcPr>
+            <w:tcW w:type="dxa" w:w="1400"/>
+            <w:tcMar>
+              <w:top w:type="dxa" w:w="100"/>
+              <w:left w:type="dxa" w:w="120"/>
+              <w:bottom w:type="dxa" w:w="100"/>
+              <w:right w:type="dxa" w:w="120"/>
+            </w:tcMar>
+            <w:vAlign w:val="center"/>
+          </w:tcPr>
+          <w:p>
+            <w:r>
+              <w:t xml:space="preserve">2</w:t>
+            </w:r>
+          </w:p>
+        </w:tc>
+        <w:tc>
+          <w:tcPr>
+            <w:tcW w:type="dxa" w:w="2226"/>
+            <w:tcMar>
+              <w:top w:type="dxa" w:w="100"/>
+              <w:left w:type="dxa" w:w="120"/>
+              <w:bottom w:type="dxa" w:w="100"/>
+              <w:right w:type="dxa" w:w="120"/>
+            </w:tcMar>
+            <w:vAlign w:val="center"/>
+          </w:tcPr>
+          <w:p>
+            <w:r>
+              <w:t xml:space="preserve">★★</w:t>
+            </w:r>
+          </w:p>
+        </w:tc>
+      </w:tr>
+      <w:tr>
+        <w:tc>
+          <w:tcPr>
+            <w:tcW w:type="dxa" w:w="5400"/>
+            <w:tcMar>
+              <w:top w:type="dxa" w:w="100"/>
+              <w:left w:type="dxa" w:w="120"/>
+              <w:bottom w:type="dxa" w:w="100"/>
+              <w:right w:type="dxa" w:w="120"/>
+            </w:tcMar>
+            <w:vAlign w:val="center"/>
+          </w:tcPr>
+          <w:p>
+            <w:r>
               <w:t xml:space="preserve">Refraction at a single spherical surface — relation between u, v, R</w:t>
             </w:r>
           </w:p>
@@ -3140,31 +3333,28 @@
           </w:tcPr>
           <w:p>
             <w:r>
-              <w:t xml:space="preserve">Young's double-slit experiment — derivation of </w:t>
-            </w:r>
-            <w:r>
-              <w:rPr>
-                <w:b/>
-                <w:bCs/>
-              </w:rPr>
-              <w:t xml:space="preserve">fringe width</w:t>
-            </w:r>
-          </w:p>
-        </w:tc>
-        <w:tc>
-          <w:tcPr>
-            <w:tcW w:type="dxa" w:w="1400"/>
-            <w:tcMar>
-              <w:top w:type="dxa" w:w="100"/>
-              <w:left w:type="dxa" w:w="120"/>
-              <w:bottom w:type="dxa" w:w="100"/>
-              <w:right w:type="dxa" w:w="120"/>
-            </w:tcMar>
-            <w:vAlign w:val="center"/>
-          </w:tcPr>
-          <w:p>
-            <w:r>
-              <w:t xml:space="preserve">3–5</w:t>
+              <w:rPr>
+                <w:b/>
+                <w:bCs/>
+              </w:rPr>
+              <w:t xml:space="preserve">Proof of the laws of reflection and refraction using Huygens' principle</w:t>
+            </w:r>
+          </w:p>
+        </w:tc>
+        <w:tc>
+          <w:tcPr>
+            <w:tcW w:type="dxa" w:w="1400"/>
+            <w:tcMar>
+              <w:top w:type="dxa" w:w="100"/>
+              <w:left w:type="dxa" w:w="120"/>
+              <w:bottom w:type="dxa" w:w="100"/>
+              <w:right w:type="dxa" w:w="120"/>
+            </w:tcMar>
+            <w:vAlign w:val="center"/>
+          </w:tcPr>
+          <w:p>
+            <w:r>
+              <w:t xml:space="preserve">3</w:t>
             </w:r>
           </w:p>
         </w:tc>
@@ -3239,60 +3429,39 @@
           </w:p>
         </w:tc>
       </w:tr>
-      <w:tr>
-        <w:tc>
-          <w:tcPr>
-            <w:tcW w:type="dxa" w:w="5400"/>
-            <w:tcMar>
-              <w:top w:type="dxa" w:w="100"/>
-              <w:left w:type="dxa" w:w="120"/>
-              <w:bottom w:type="dxa" w:w="100"/>
-              <w:right w:type="dxa" w:w="120"/>
-            </w:tcMar>
-            <w:vAlign w:val="center"/>
-          </w:tcPr>
-          <w:p>
-            <w:r>
-              <w:t xml:space="preserve">Single-slit diffraction — condition for the first minimum</w:t>
-            </w:r>
-          </w:p>
-        </w:tc>
-        <w:tc>
-          <w:tcPr>
-            <w:tcW w:type="dxa" w:w="1400"/>
-            <w:tcMar>
-              <w:top w:type="dxa" w:w="100"/>
-              <w:left w:type="dxa" w:w="120"/>
-              <w:bottom w:type="dxa" w:w="100"/>
-              <w:right w:type="dxa" w:w="120"/>
-            </w:tcMar>
-            <w:vAlign w:val="center"/>
-          </w:tcPr>
-          <w:p>
-            <w:r>
-              <w:t xml:space="preserve">3</w:t>
-            </w:r>
-          </w:p>
-        </w:tc>
-        <w:tc>
-          <w:tcPr>
-            <w:tcW w:type="dxa" w:w="2226"/>
-            <w:tcMar>
-              <w:top w:type="dxa" w:w="100"/>
-              <w:left w:type="dxa" w:w="120"/>
-              <w:bottom w:type="dxa" w:w="100"/>
-              <w:right w:type="dxa" w:w="120"/>
-            </w:tcMar>
-            <w:vAlign w:val="center"/>
-          </w:tcPr>
-          <w:p>
-            <w:r>
-              <w:t xml:space="preserve">★★</w:t>
-            </w:r>
-          </w:p>
-        </w:tc>
-      </w:tr>
     </w:tbl>
+    <w:p>
+      <w:pPr>
+        <w:spacing w:after="240" w:before="80"/>
+        <w:ind w:left="180"/>
+      </w:pPr>
+      <w:r>
+        <w:rPr>
+          <w:b/>
+          <w:bCs/>
+        </w:rPr>
+        <w:t xml:space="preserve">Formula only:</w:t>
+      </w:r>
+      <w:r>
+        <w:t xml:space="preserve"> Young's double-slit fringe width, β = λD/d. The syllabus explicitly says "expression for fringe width (no derivation, final expression only)" — know what each symbol means and be able to apply it, don't derive it.</w:t>
+      </w:r>
+    </w:p>
+    <w:p>
+      <w:pPr>
+        <w:spacing w:after="240" w:before="80"/>
+        <w:ind w:left="180"/>
+      </w:pPr>
+      <w:r>
+        <w:rPr>
+          <w:b/>
+          <w:bCs/>
+        </w:rPr>
+        <w:t xml:space="preserve">Qualitative only:</w:t>
+      </w:r>
+      <w:r>
+        <w:t xml:space="preserve"> single-slit diffraction (the pattern, and why the central maximum is twice as wide as the secondary ones) — a mathematical derivation of the fringe/angular width is not expected, only the qualitative explanation.</w:t>
+      </w:r>
+    </w:p>
     <w:p>
       <w:pPr>
         <w:pStyle w:val="Heading2"/>
@@ -3784,339 +3953,21 @@
           </w:p>
         </w:tc>
       </w:tr>
-      <w:tr>
-        <w:tc>
-          <w:tcPr>
-            <w:tcW w:type="dxa" w:w="5400"/>
-            <w:tcMar>
-              <w:top w:type="dxa" w:w="100"/>
-              <w:left w:type="dxa" w:w="120"/>
-              <w:bottom w:type="dxa" w:w="100"/>
-              <w:right w:type="dxa" w:w="120"/>
-            </w:tcMar>
-            <w:vAlign w:val="center"/>
-          </w:tcPr>
-          <w:p>
-            <w:r>
-              <w:t xml:space="preserve">Expression for the wavelength of spectral lines (Rydberg formula)</w:t>
-            </w:r>
-          </w:p>
-        </w:tc>
-        <w:tc>
-          <w:tcPr>
-            <w:tcW w:type="dxa" w:w="1400"/>
-            <w:tcMar>
-              <w:top w:type="dxa" w:w="100"/>
-              <w:left w:type="dxa" w:w="120"/>
-              <w:bottom w:type="dxa" w:w="100"/>
-              <w:right w:type="dxa" w:w="120"/>
-            </w:tcMar>
-            <w:vAlign w:val="center"/>
-          </w:tcPr>
-          <w:p>
-            <w:r>
-              <w:t xml:space="preserve">3</w:t>
-            </w:r>
-          </w:p>
-        </w:tc>
-        <w:tc>
-          <w:tcPr>
-            <w:tcW w:type="dxa" w:w="2226"/>
-            <w:tcMar>
-              <w:top w:type="dxa" w:w="100"/>
-              <w:left w:type="dxa" w:w="120"/>
-              <w:bottom w:type="dxa" w:w="100"/>
-              <w:right w:type="dxa" w:w="120"/>
-            </w:tcMar>
-            <w:vAlign w:val="center"/>
-          </w:tcPr>
-          <w:p>
-            <w:r>
-              <w:t xml:space="preserve">★★</w:t>
-            </w:r>
-          </w:p>
-        </w:tc>
-      </w:tr>
     </w:tbl>
     <w:p>
       <w:pPr>
-        <w:pStyle w:val="Heading2"/>
-        <w:spacing w:after="160" w:before="360"/>
+        <w:spacing w:after="240" w:before="80"/>
+        <w:ind w:left="180"/>
       </w:pPr>
       <w:r>
-        <w:t xml:space="preserve">Unit 9 — Nuclei</w:t>
-      </w:r>
-    </w:p>
-    <w:tbl>
-      <w:tblPr>
-        <w:tblW w:type="dxa" w:w="9026"/>
-        <w:tblBorders>
-          <w:top w:val="single" w:color="auto" w:sz="4"/>
-          <w:left w:val="single" w:color="auto" w:sz="4"/>
-          <w:bottom w:val="single" w:color="auto" w:sz="4"/>
-          <w:right w:val="single" w:color="auto" w:sz="4"/>
-          <w:insideH w:val="single" w:color="auto" w:sz="4"/>
-          <w:insideV w:val="single" w:color="auto" w:sz="4"/>
-        </w:tblBorders>
-      </w:tblPr>
-      <w:tblGrid>
-        <w:gridCol w:w="5400"/>
-        <w:gridCol w:w="1400"/>
-        <w:gridCol w:w="2226"/>
-      </w:tblGrid>
-      <w:tr>
-        <w:trPr>
-          <w:tblHeader/>
-        </w:trPr>
-        <w:tc>
-          <w:tcPr>
-            <w:tcW w:type="dxa" w:w="5400"/>
-            <w:shd w:fill="DDE3EC" w:val="clear"/>
-            <w:tcMar>
-              <w:top w:type="dxa" w:w="100"/>
-              <w:left w:type="dxa" w:w="120"/>
-              <w:bottom w:type="dxa" w:w="100"/>
-              <w:right w:type="dxa" w:w="120"/>
-            </w:tcMar>
-            <w:vAlign w:val="center"/>
-          </w:tcPr>
-          <w:p>
-            <w:r>
-              <w:rPr>
-                <w:b/>
-                <w:bCs/>
-              </w:rPr>
-              <w:t xml:space="preserve">Derivation</w:t>
-            </w:r>
-          </w:p>
-        </w:tc>
-        <w:tc>
-          <w:tcPr>
-            <w:tcW w:type="dxa" w:w="1400"/>
-            <w:shd w:fill="DDE3EC" w:val="clear"/>
-            <w:tcMar>
-              <w:top w:type="dxa" w:w="100"/>
-              <w:left w:type="dxa" w:w="120"/>
-              <w:bottom w:type="dxa" w:w="100"/>
-              <w:right w:type="dxa" w:w="120"/>
-            </w:tcMar>
-            <w:vAlign w:val="center"/>
-          </w:tcPr>
-          <w:p>
-            <w:r>
-              <w:rPr>
-                <w:b/>
-                <w:bCs/>
-              </w:rPr>
-              <w:t xml:space="preserve">Typical marks</w:t>
-            </w:r>
-          </w:p>
-        </w:tc>
-        <w:tc>
-          <w:tcPr>
-            <w:tcW w:type="dxa" w:w="2226"/>
-            <w:shd w:fill="DDE3EC" w:val="clear"/>
-            <w:tcMar>
-              <w:top w:type="dxa" w:w="100"/>
-              <w:left w:type="dxa" w:w="120"/>
-              <w:bottom w:type="dxa" w:w="100"/>
-              <w:right w:type="dxa" w:w="120"/>
-            </w:tcMar>
-            <w:vAlign w:val="center"/>
-          </w:tcPr>
-          <w:p>
-            <w:r>
-              <w:rPr>
-                <w:b/>
-                <w:bCs/>
-              </w:rPr>
-              <w:t xml:space="preserve">Frequency</w:t>
-            </w:r>
-          </w:p>
-        </w:tc>
-      </w:tr>
-      <w:tr>
-        <w:tc>
-          <w:tcPr>
-            <w:tcW w:type="dxa" w:w="5400"/>
-            <w:tcMar>
-              <w:top w:type="dxa" w:w="100"/>
-              <w:left w:type="dxa" w:w="120"/>
-              <w:bottom w:type="dxa" w:w="100"/>
-              <w:right w:type="dxa" w:w="120"/>
-            </w:tcMar>
-            <w:vAlign w:val="center"/>
-          </w:tcPr>
-          <w:p>
-            <w:r>
-              <w:rPr>
-                <w:b/>
-                <w:bCs/>
-              </w:rPr>
-              <w:t xml:space="preserve">Radioactive decay law</w:t>
-            </w:r>
-            <w:r>
-              <w:t xml:space="preserve"> (N = N₀e^(−λt))</w:t>
-            </w:r>
-          </w:p>
-        </w:tc>
-        <w:tc>
-          <w:tcPr>
-            <w:tcW w:type="dxa" w:w="1400"/>
-            <w:tcMar>
-              <w:top w:type="dxa" w:w="100"/>
-              <w:left w:type="dxa" w:w="120"/>
-              <w:bottom w:type="dxa" w:w="100"/>
-              <w:right w:type="dxa" w:w="120"/>
-            </w:tcMar>
-            <w:vAlign w:val="center"/>
-          </w:tcPr>
-          <w:p>
-            <w:r>
-              <w:t xml:space="preserve">2–3</w:t>
-            </w:r>
-          </w:p>
-        </w:tc>
-        <w:tc>
-          <w:tcPr>
-            <w:tcW w:type="dxa" w:w="2226"/>
-            <w:tcMar>
-              <w:top w:type="dxa" w:w="100"/>
-              <w:left w:type="dxa" w:w="120"/>
-              <w:bottom w:type="dxa" w:w="100"/>
-              <w:right w:type="dxa" w:w="120"/>
-            </w:tcMar>
-            <w:vAlign w:val="center"/>
-          </w:tcPr>
-          <w:p>
-            <w:r>
-              <w:t xml:space="preserve">★★</w:t>
-            </w:r>
-          </w:p>
-        </w:tc>
-      </w:tr>
-      <w:tr>
-        <w:tc>
-          <w:tcPr>
-            <w:tcW w:type="dxa" w:w="5400"/>
-            <w:tcMar>
-              <w:top w:type="dxa" w:w="100"/>
-              <w:left w:type="dxa" w:w="120"/>
-              <w:bottom w:type="dxa" w:w="100"/>
-              <w:right w:type="dxa" w:w="120"/>
-            </w:tcMar>
-            <w:vAlign w:val="center"/>
-          </w:tcPr>
-          <w:p>
-            <w:r>
-              <w:t xml:space="preserve">Relation between half-life and decay constant</w:t>
-            </w:r>
-          </w:p>
-        </w:tc>
-        <w:tc>
-          <w:tcPr>
-            <w:tcW w:type="dxa" w:w="1400"/>
-            <w:tcMar>
-              <w:top w:type="dxa" w:w="100"/>
-              <w:left w:type="dxa" w:w="120"/>
-              <w:bottom w:type="dxa" w:w="100"/>
-              <w:right w:type="dxa" w:w="120"/>
-            </w:tcMar>
-            <w:vAlign w:val="center"/>
-          </w:tcPr>
-          <w:p>
-            <w:r>
-              <w:t xml:space="preserve">2</w:t>
-            </w:r>
-          </w:p>
-        </w:tc>
-        <w:tc>
-          <w:tcPr>
-            <w:tcW w:type="dxa" w:w="2226"/>
-            <w:tcMar>
-              <w:top w:type="dxa" w:w="100"/>
-              <w:left w:type="dxa" w:w="120"/>
-              <w:bottom w:type="dxa" w:w="100"/>
-              <w:right w:type="dxa" w:w="120"/>
-            </w:tcMar>
-            <w:vAlign w:val="center"/>
-          </w:tcPr>
-          <w:p>
-            <w:r>
-              <w:t xml:space="preserve">★★</w:t>
-            </w:r>
-          </w:p>
-        </w:tc>
-      </w:tr>
-      <w:tr>
-        <w:tc>
-          <w:tcPr>
-            <w:tcW w:type="dxa" w:w="5400"/>
-            <w:tcMar>
-              <w:top w:type="dxa" w:w="100"/>
-              <w:left w:type="dxa" w:w="120"/>
-              <w:bottom w:type="dxa" w:w="100"/>
-              <w:right w:type="dxa" w:w="120"/>
-            </w:tcMar>
-            <w:vAlign w:val="center"/>
-          </w:tcPr>
-          <w:p>
-            <w:r>
-              <w:t xml:space="preserve">Relation between mean life and decay constant</w:t>
-            </w:r>
-          </w:p>
-        </w:tc>
-        <w:tc>
-          <w:tcPr>
-            <w:tcW w:type="dxa" w:w="1400"/>
-            <w:tcMar>
-              <w:top w:type="dxa" w:w="100"/>
-              <w:left w:type="dxa" w:w="120"/>
-              <w:bottom w:type="dxa" w:w="100"/>
-              <w:right w:type="dxa" w:w="120"/>
-            </w:tcMar>
-            <w:vAlign w:val="center"/>
-          </w:tcPr>
-          <w:p>
-            <w:r>
-              <w:t xml:space="preserve">2</w:t>
-            </w:r>
-          </w:p>
-        </w:tc>
-        <w:tc>
-          <w:tcPr>
-            <w:tcW w:type="dxa" w:w="2226"/>
-            <w:tcMar>
-              <w:top w:type="dxa" w:w="100"/>
-              <w:left w:type="dxa" w:w="120"/>
-              <w:bottom w:type="dxa" w:w="100"/>
-              <w:right w:type="dxa" w:w="120"/>
-            </w:tcMar>
-            <w:vAlign w:val="center"/>
-          </w:tcPr>
-          <w:p>
-            <w:r>
-              <w:t xml:space="preserve">★</w:t>
-            </w:r>
-          </w:p>
-        </w:tc>
-      </w:tr>
-    </w:tbl>
-    <w:p>
-      <w:pPr>
-        <w:pStyle w:val="Heading2"/>
-        <w:spacing w:after="160" w:before="360"/>
-      </w:pPr>
-      <w:r>
-        <w:t xml:space="preserve">Unit 10 — Semiconductor Electronics</w:t>
-      </w:r>
-    </w:p>
-    <w:p>
-      <w:pPr>
-        <w:spacing w:after="200"/>
-      </w:pPr>
-      <w:r>
-        <w:t xml:space="preserve">Mostly conceptual in the current syllabus (V–I characteristics, working principles, logic gates) — no major standalone derivations are typically asked from this unit, unlike Units 1–9 above.</w:t>
+        <w:rPr>
+          <w:b/>
+          <w:bCs/>
+        </w:rPr>
+        <w:t xml:space="preserve">Qualitative only:</w:t>
+      </w:r>
+      <w:r>
+        <w:t xml:space="preserve"> the hydrogen line spectra (Lyman, Balmer, Paschen series, etc.) and the Rydberg formula are listed as qualitative treatment only — know the series and what the formula predicts, but a derivation of the formula itself isn't expected.</w:t>
       </w:r>
     </w:p>
     <w:p>
@@ -4125,6 +3976,50 @@
         <w:spacing w:after="160" w:before="360"/>
       </w:pPr>
       <w:r>
+        <w:t xml:space="preserve">Unit 9 — Nuclei</w:t>
+      </w:r>
+    </w:p>
+    <w:p>
+      <w:pPr>
+        <w:spacing w:after="200"/>
+      </w:pPr>
+      <w:r>
+        <w:t xml:space="preserve">No standalone derivations in the current syllabus. Chapter 13 (Nuclei) now covers only the composition and size of the nucleus, nuclear forces, mass defect, the binding-energy-per-nucleon curve, and fission/fusion — all conceptual, not derivation-based. The radioactivity topic (decay law N = N₀e^(−λt), half-life, and mean life) has been </w:t>
+      </w:r>
+      <w:r>
+        <w:rPr>
+          <w:b/>
+          <w:bCs/>
+        </w:rPr>
+        <w:t xml:space="preserve">removed from the syllabus entirely</w:t>
+      </w:r>
+      <w:r>
+        <w:t xml:space="preserve"> and should not be prepared as a derivation, or at all, unless your school's internal notes say otherwise.</w:t>
+      </w:r>
+    </w:p>
+    <w:p>
+      <w:pPr>
+        <w:pStyle w:val="Heading2"/>
+        <w:spacing w:after="160" w:before="360"/>
+      </w:pPr>
+      <w:r>
+        <w:t xml:space="preserve">Unit 10 — Semiconductor Electronics</w:t>
+      </w:r>
+    </w:p>
+    <w:p>
+      <w:pPr>
+        <w:spacing w:after="200"/>
+      </w:pPr>
+      <w:r>
+        <w:t xml:space="preserve">Mostly conceptual in the current syllabus (V–I characteristics, working principles, logic gates) — no major standalone derivations are typically asked from this unit, unlike Units 1–9 above.</w:t>
+      </w:r>
+    </w:p>
+    <w:p>
+      <w:pPr>
+        <w:pStyle w:val="Heading2"/>
+        <w:spacing w:after="160" w:before="360"/>
+      </w:pPr>
+      <w:r>
         <w:t xml:space="preserve">How to use this list</w:t>
       </w:r>
     </w:p>
@@ -4192,7 +4087,7 @@
           <w:i/>
           <w:iCs/>
         </w:rPr>
-        <w:t xml:space="preserve">recent-year CBSE sample papers and previous-year question papers, and the current rationalised CBSE Class 12 Physics syllabus (cbseacademic.nic.in).</w:t>
+        <w:t xml:space="preserve">recent-year CBSE sample papers and previous-year question papers, and the current rationalised CBSE Class 12 Physics syllabus (cbseacademic.nic.in) — including its exact wording on which items are formula-only or qualitative-only, which is why those are now called out separately rather than listed as derivations.</w:t>
       </w:r>
     </w:p>
     <w:sectPr>

--- a/12th-phy-derivations/CBSE-Class-12-Physics-Important-Derivations.docx
+++ b/12th-phy-derivations/CBSE-Class-12-Physics-Important-Derivations.docx
@@ -65,17 +65,17 @@
               <w:t xml:space="preserve">Note on currency: </w:t>
             </w:r>
             <w:r>
-              <w:t xml:space="preserve">CBSE revises (rationalises) the Physics syllabus most years, and has dropped several derivations in recent cycles — Cyclotron, Velocity Selector, the Toroid, the magnetic dipole moment of a revolving electron, Earth's Magnetism, Eddy Currents, and Brewster's Law are </w:t>
-            </w:r>
-            <w:r>
-              <w:rPr>
-                <w:b/>
-                <w:bCs/>
-              </w:rPr>
-              <w:t xml:space="preserve">not</w:t>
-            </w:r>
-            <w:r>
-              <w:t xml:space="preserve"> in this list because they were removed from the syllabus in past rationalisations. This version has also been cross-checked against the current official syllabus wording for which topics are explicitly marked "no derivation, formula only" or "qualitative treatment only" — those are called out separately below rather than listed as derivations. Still, cross-check against the current year's official CBSE curriculum (cbseacademic.nic.in) before finalising a revision plan, since the exact wording can shift year to year.</w:t>
+              <w:t xml:space="preserve">this list has been checked line by line against the </w:t>
+            </w:r>
+            <w:r>
+              <w:rPr>
+                <w:b/>
+                <w:bCs/>
+              </w:rPr>
+              <w:t xml:space="preserve">official CBSE Physics (Code 042) Class XI–XII curriculum for 2026–27</w:t>
+            </w:r>
+            <w:r>
+              <w:t xml:space="preserve"> (cbseacademic.nic.in, Chapters 1–14 of the Class XII theory syllabus), not just general search results. Several derivations that used to be standard are no longer in the syllabus at all — Potentiometer, Cyclotron, Velocity Selector, the Toroid, the magnetic dipole moment of a revolving electron, Earth's Magnetism, Eddy Currents, and Brewster's Law — and several more are explicitly downgraded by the syllabus itself to "no derivation, formula only" or "qualitative treatment only"; those are called out separately below rather than listed as derivations. CBSE still revises this syllabus most years, so re-check against that year's official PDF before finalising a revision plan.</w:t>
             </w:r>
           </w:p>
         </w:tc>
@@ -816,6 +816,126 @@
           </w:tcPr>
           <w:p>
             <w:r>
+              <w:rPr>
+                <w:b/>
+                <w:bCs/>
+              </w:rPr>
+              <w:t xml:space="preserve">Electrical potential energy</w:t>
+            </w:r>
+            <w:r>
+              <w:t xml:space="preserve"> of a system of two point charges</w:t>
+            </w:r>
+          </w:p>
+        </w:tc>
+        <w:tc>
+          <w:tcPr>
+            <w:tcW w:type="dxa" w:w="1400"/>
+            <w:tcMar>
+              <w:top w:type="dxa" w:w="100"/>
+              <w:left w:type="dxa" w:w="120"/>
+              <w:bottom w:type="dxa" w:w="100"/>
+              <w:right w:type="dxa" w:w="120"/>
+            </w:tcMar>
+            <w:vAlign w:val="center"/>
+          </w:tcPr>
+          <w:p>
+            <w:r>
+              <w:t xml:space="preserve">2</w:t>
+            </w:r>
+          </w:p>
+        </w:tc>
+        <w:tc>
+          <w:tcPr>
+            <w:tcW w:type="dxa" w:w="2226"/>
+            <w:tcMar>
+              <w:top w:type="dxa" w:w="100"/>
+              <w:left w:type="dxa" w:w="120"/>
+              <w:bottom w:type="dxa" w:w="100"/>
+              <w:right w:type="dxa" w:w="120"/>
+            </w:tcMar>
+            <w:vAlign w:val="center"/>
+          </w:tcPr>
+          <w:p>
+            <w:r>
+              <w:t xml:space="preserve">★★</w:t>
+            </w:r>
+          </w:p>
+        </w:tc>
+      </w:tr>
+      <w:tr>
+        <w:tc>
+          <w:tcPr>
+            <w:tcW w:type="dxa" w:w="5400"/>
+            <w:tcMar>
+              <w:top w:type="dxa" w:w="100"/>
+              <w:left w:type="dxa" w:w="120"/>
+              <w:bottom w:type="dxa" w:w="100"/>
+              <w:right w:type="dxa" w:w="120"/>
+            </w:tcMar>
+            <w:vAlign w:val="center"/>
+          </w:tcPr>
+          <w:p>
+            <w:r>
+              <w:rPr>
+                <w:b/>
+                <w:bCs/>
+              </w:rPr>
+              <w:t xml:space="preserve">Potential energy of an electric dipole</w:t>
+            </w:r>
+            <w:r>
+              <w:t xml:space="preserve"> in a uniform electric field</w:t>
+            </w:r>
+          </w:p>
+        </w:tc>
+        <w:tc>
+          <w:tcPr>
+            <w:tcW w:type="dxa" w:w="1400"/>
+            <w:tcMar>
+              <w:top w:type="dxa" w:w="100"/>
+              <w:left w:type="dxa" w:w="120"/>
+              <w:bottom w:type="dxa" w:w="100"/>
+              <w:right w:type="dxa" w:w="120"/>
+            </w:tcMar>
+            <w:vAlign w:val="center"/>
+          </w:tcPr>
+          <w:p>
+            <w:r>
+              <w:t xml:space="preserve">2–3</w:t>
+            </w:r>
+          </w:p>
+        </w:tc>
+        <w:tc>
+          <w:tcPr>
+            <w:tcW w:type="dxa" w:w="2226"/>
+            <w:tcMar>
+              <w:top w:type="dxa" w:w="100"/>
+              <w:left w:type="dxa" w:w="120"/>
+              <w:bottom w:type="dxa" w:w="100"/>
+              <w:right w:type="dxa" w:w="120"/>
+            </w:tcMar>
+            <w:vAlign w:val="center"/>
+          </w:tcPr>
+          <w:p>
+            <w:r>
+              <w:t xml:space="preserve">★★</w:t>
+            </w:r>
+          </w:p>
+        </w:tc>
+      </w:tr>
+      <w:tr>
+        <w:tc>
+          <w:tcPr>
+            <w:tcW w:type="dxa" w:w="5400"/>
+            <w:tcMar>
+              <w:top w:type="dxa" w:w="100"/>
+              <w:left w:type="dxa" w:w="120"/>
+              <w:bottom w:type="dxa" w:w="100"/>
+              <w:right w:type="dxa" w:w="120"/>
+            </w:tcMar>
+            <w:vAlign w:val="center"/>
+          </w:tcPr>
+          <w:p>
+            <w:r>
               <w:t xml:space="preserve">Capacitance of a </w:t>
             </w:r>
             <w:r>
@@ -1275,70 +1395,16 @@
           </w:p>
         </w:tc>
       </w:tr>
-      <w:tr>
-        <w:tc>
-          <w:tcPr>
-            <w:tcW w:type="dxa" w:w="5400"/>
-            <w:tcMar>
-              <w:top w:type="dxa" w:w="100"/>
-              <w:left w:type="dxa" w:w="120"/>
-              <w:bottom w:type="dxa" w:w="100"/>
-              <w:right w:type="dxa" w:w="120"/>
-            </w:tcMar>
-            <w:vAlign w:val="center"/>
-          </w:tcPr>
-          <w:p>
-            <w:r>
-              <w:t xml:space="preserve">Principle of a </w:t>
-            </w:r>
-            <w:r>
-              <w:rPr>
-                <w:b/>
-                <w:bCs/>
-              </w:rPr>
-              <w:t xml:space="preserve">potentiometer</w:t>
-            </w:r>
-            <w:r>
-              <w:t xml:space="preserve"> — comparing EMFs of two cells / finding internal resistance</w:t>
-            </w:r>
-          </w:p>
-        </w:tc>
-        <w:tc>
-          <w:tcPr>
-            <w:tcW w:type="dxa" w:w="1400"/>
-            <w:tcMar>
-              <w:top w:type="dxa" w:w="100"/>
-              <w:left w:type="dxa" w:w="120"/>
-              <w:bottom w:type="dxa" w:w="100"/>
-              <w:right w:type="dxa" w:w="120"/>
-            </w:tcMar>
-            <w:vAlign w:val="center"/>
-          </w:tcPr>
-          <w:p>
-            <w:r>
-              <w:t xml:space="preserve">3–5</w:t>
-            </w:r>
-          </w:p>
-        </w:tc>
-        <w:tc>
-          <w:tcPr>
-            <w:tcW w:type="dxa" w:w="2226"/>
-            <w:tcMar>
-              <w:top w:type="dxa" w:w="100"/>
-              <w:left w:type="dxa" w:w="120"/>
-              <w:bottom w:type="dxa" w:w="100"/>
-              <w:right w:type="dxa" w:w="120"/>
-            </w:tcMar>
-            <w:vAlign w:val="center"/>
-          </w:tcPr>
-          <w:p>
-            <w:r>
-              <w:t xml:space="preserve">★★</w:t>
-            </w:r>
-          </w:p>
-        </w:tc>
-      </w:tr>
     </w:tbl>
+    <w:p>
+      <w:pPr>
+        <w:spacing w:after="240" w:before="80"/>
+        <w:ind w:left="180"/>
+      </w:pPr>
+      <w:r>
+        <w:t xml:space="preserve">Not in the current syllabus: the potentiometer (principle, comparing EMFs, internal resistance) has been dropped entirely — it doesn't appear anywhere in the 2026–27 Current Electricity chapter or in the practicals list. Don't spend revision time on it unless your school's internal notes specifically bring it back.</w:t>
+      </w:r>
+    </w:p>
     <w:p>
       <w:pPr>
         <w:pStyle w:val="Heading2"/>
@@ -1629,69 +1695,6 @@
           </w:tcPr>
           <w:p>
             <w:r>
-              <w:t xml:space="preserve">Magnetic field inside a long </w:t>
-            </w:r>
-            <w:r>
-              <w:rPr>
-                <w:b/>
-                <w:bCs/>
-              </w:rPr>
-              <w:t xml:space="preserve">solenoid</w:t>
-            </w:r>
-            <w:r>
-              <w:t xml:space="preserve"> (Ampere's circuital law)</w:t>
-            </w:r>
-          </w:p>
-        </w:tc>
-        <w:tc>
-          <w:tcPr>
-            <w:tcW w:type="dxa" w:w="1400"/>
-            <w:tcMar>
-              <w:top w:type="dxa" w:w="100"/>
-              <w:left w:type="dxa" w:w="120"/>
-              <w:bottom w:type="dxa" w:w="100"/>
-              <w:right w:type="dxa" w:w="120"/>
-            </w:tcMar>
-            <w:vAlign w:val="center"/>
-          </w:tcPr>
-          <w:p>
-            <w:r>
-              <w:t xml:space="preserve">3</w:t>
-            </w:r>
-          </w:p>
-        </w:tc>
-        <w:tc>
-          <w:tcPr>
-            <w:tcW w:type="dxa" w:w="2226"/>
-            <w:tcMar>
-              <w:top w:type="dxa" w:w="100"/>
-              <w:left w:type="dxa" w:w="120"/>
-              <w:bottom w:type="dxa" w:w="100"/>
-              <w:right w:type="dxa" w:w="120"/>
-            </w:tcMar>
-            <w:vAlign w:val="center"/>
-          </w:tcPr>
-          <w:p>
-            <w:r>
-              <w:t xml:space="preserve">★★★</w:t>
-            </w:r>
-          </w:p>
-        </w:tc>
-      </w:tr>
-      <w:tr>
-        <w:tc>
-          <w:tcPr>
-            <w:tcW w:type="dxa" w:w="5400"/>
-            <w:tcMar>
-              <w:top w:type="dxa" w:w="100"/>
-              <w:left w:type="dxa" w:w="120"/>
-              <w:bottom w:type="dxa" w:w="100"/>
-              <w:right w:type="dxa" w:w="120"/>
-            </w:tcMar>
-            <w:vAlign w:val="center"/>
-          </w:tcPr>
-          <w:p>
-            <w:r>
               <w:t xml:space="preserve">Force between two long parallel current-carrying conductors; definition of the ampere</w:t>
             </w:r>
           </w:p>
@@ -1870,16 +1873,90 @@
         <w:spacing w:after="240" w:before="80"/>
         <w:ind w:left="180"/>
       </w:pPr>
+      <w:r>
+        <w:t xml:space="preserve">Qualitative only: the syllabus explicitly restricts several items here to qualitative treatment, no maths expected — know the result and be able to sketch/explain it, but don't prepare a derivation:</w:t>
+      </w:r>
+    </w:p>
+    <w:p>
+      <w:pPr>
+        <w:spacing w:after="80"/>
+        <w:ind w:left="360"/>
+      </w:pPr>
+      <w:r>
+        <w:t xml:space="preserve">• the magnetic field </w:t>
+      </w:r>
       <w:r>
         <w:rPr>
           <w:b/>
           <w:bCs/>
         </w:rPr>
-        <w:t xml:space="preserve">Qualitative only (Magnetism and Matter):</w:t>
-      </w:r>
-      <w:r>
-        <w:t xml:space="preserve"> a bar magnet as an equivalent solenoid, and the magnetic field intensity of a dipole on its axial and equatorial lines, are both listed as qualitative treatment only — no derivation is expected for either.</w:t>
-      </w:r>
+        <w:t xml:space="preserve">inside a straight solenoid</w:t>
+      </w:r>
+      <w:r>
+        <w:t xml:space="preserve"> (via Ampere's circuital law) — many guides still list this as a full derivation, but the 2026–27 syllabus tags it "only qualitative treatment";</w:t>
+      </w:r>
+    </w:p>
+    <w:p>
+      <w:pPr>
+        <w:spacing w:after="80"/>
+        <w:ind w:left="360"/>
+      </w:pPr>
+      <w:r>
+        <w:t xml:space="preserve">• a bar magnet as an </w:t>
+      </w:r>
+      <w:r>
+        <w:rPr>
+          <w:b/>
+          <w:bCs/>
+        </w:rPr>
+        <w:t xml:space="preserve">equivalent solenoid</w:t>
+      </w:r>
+      <w:r>
+        <w:t xml:space="preserve">;</w:t>
+      </w:r>
+    </w:p>
+    <w:p>
+      <w:pPr>
+        <w:spacing w:after="80"/>
+        <w:ind w:left="360"/>
+      </w:pPr>
+      <w:r>
+        <w:t xml:space="preserve">• the magnetic field intensity of a dipole (bar magnet) on its </w:t>
+      </w:r>
+      <w:r>
+        <w:rPr>
+          <w:b/>
+          <w:bCs/>
+        </w:rPr>
+        <w:t xml:space="preserve">axial and equatorial</w:t>
+      </w:r>
+      <w:r>
+        <w:t xml:space="preserve"> lines;</w:t>
+      </w:r>
+    </w:p>
+    <w:p>
+      <w:pPr>
+        <w:spacing w:after="80"/>
+        <w:ind w:left="360"/>
+      </w:pPr>
+      <w:r>
+        <w:t xml:space="preserve">• the </w:t>
+      </w:r>
+      <w:r>
+        <w:rPr>
+          <w:b/>
+          <w:bCs/>
+        </w:rPr>
+        <w:t xml:space="preserve">torque on a magnetic dipole</w:t>
+      </w:r>
+      <w:r>
+        <w:t xml:space="preserve"> (bar magnet) in a uniform magnetic field.</w:t>
+      </w:r>
+    </w:p>
+    <w:p>
+      <w:pPr>
+        <w:spacing w:after="160"/>
+      </w:pPr>
     </w:p>
     <w:p>
       <w:pPr>
@@ -2555,6 +2632,22 @@
     </w:tbl>
     <w:p>
       <w:pPr>
+        <w:spacing w:after="240" w:before="80"/>
+        <w:ind w:left="180"/>
+      </w:pPr>
+      <w:r>
+        <w:rPr>
+          <w:b/>
+          <w:bCs/>
+        </w:rPr>
+        <w:t xml:space="preserve">Electromagnetic Waves (Chapter 8)</w:t>
+      </w:r>
+      <w:r>
+        <w:t xml:space="preserve"> isn't given its own numbered section below — the entire chapter (displacement current, wave characteristics, transverse nature, the EM spectrum) is syllabus-tagged "qualitative idea only", so there's nothing to derive from it.</w:t>
+      </w:r>
+    </w:p>
+    <w:p>
+      <w:pPr>
         <w:pStyle w:val="Heading2"/>
         <w:spacing w:after="160" w:before="360"/>
       </w:pPr>
@@ -3984,7 +4077,7 @@
         <w:spacing w:after="200"/>
       </w:pPr>
       <w:r>
-        <w:t xml:space="preserve">No standalone derivations in the current syllabus. Chapter 13 (Nuclei) now covers only the composition and size of the nucleus, nuclear forces, mass defect, the binding-energy-per-nucleon curve, and fission/fusion — all conceptual, not derivation-based. The radioactivity topic (decay law N = N₀e^(−λt), half-life, and mean life) has been </w:t>
+        <w:t xml:space="preserve">No standalone derivations in the current syllabus. Chapter 13 (Nuclei) now covers only the composition and size of the nucleus, nuclear force, the mass-energy relation and mass defect, binding energy per nucleon and its variation with mass number, and nuclear fission and fusion — all conceptual, not derivation-based. The radioactivity topic (decay law N = N₀e^(−λt), half-life, and mean life) has been </w:t>
       </w:r>
       <w:r>
         <w:rPr>
@@ -4077,17 +4170,19 @@
       </w:pPr>
       <w:r>
         <w:rPr>
+          <w:b/>
+          <w:bCs/>
           <w:i/>
           <w:iCs/>
         </w:rPr>
-        <w:t xml:space="preserve">Sources consulted for frequency/scope: </w:t>
+        <w:t xml:space="preserve">Sources: </w:t>
       </w:r>
       <w:r>
         <w:rPr>
           <w:i/>
           <w:iCs/>
         </w:rPr>
-        <w:t xml:space="preserve">recent-year CBSE sample papers and previous-year question papers, and the current rationalised CBSE Class 12 Physics syllabus (cbseacademic.nic.in) — including its exact wording on which items are formula-only or qualitative-only, which is why those are now called out separately rather than listed as derivations.</w:t>
+        <w:t xml:space="preserve">the official CBSE Physics (Code 042) Class XI–XII curriculum, 2026–27, published by cbseacademic.nic.in — every Chapter 1–14 content line for Class XII theory was checked directly against it, which is why items like the potentiometer, the solenoid field, and the radioactivity topic are now handled exactly the way that document states, rather than on general knowledge of past years' patterns. Frequency ratings (★) still come from recent-year CBSE sample papers and previous-year question papers, since the syllabus document itself doesn't rank importance.</w:t>
       </w:r>
     </w:p>
     <w:sectPr>
